--- a/word_reports/LP_0128_위치_120_Donna Summer_Greatest Hit.docx
+++ b/word_reports/LP_0128_위치_120_Donna Summer_Greatest Hit.docx
@@ -4,7 +4,7 @@
   <w:body>
     <w:p>
       <w:pPr>
-        <w:spacing w:after="280"/>
+        <w:spacing w:after="80"/>
       </w:pPr>
       <w:r>
         <w:rPr w:rFonts="맑은 고딕">
@@ -13,94 +13,47 @@
           <w:color w:val="1E3A8A"/>
           <w:sz w:val="30"/>
         </w:rPr>
-        <w:t>[120] Donna Summer - Greatest Hits Vol. I &amp; II  (2장)</w:t>
+        <w:t>Donna Summer (도나 서머) - Greatest Hits Vol. I &amp; II  (2장)</w:t>
       </w:r>
     </w:p>
     <w:p>
       <w:pPr>
-        <w:spacing w:after="320"/>
+        <w:spacing w:after="240"/>
       </w:pPr>
       <w:r>
         <w:rPr w:rFonts="맑은 고딕">
           <w:rFonts w:ascii="맑은 고딕" w:hAnsi="맑은 고딕" w:eastAsia="맑은 고딕"/>
           <w:b/>
-          <w:sz w:val="20"/>
+          <w:color w:val="4B5563"/>
+          <w:sz w:val="22"/>
         </w:rPr>
-        <w:t>■ 위치 : 120</w:t>
-        <w:br/>
-      </w:r>
-      <w:r>
-        <w:rPr w:rFonts="맑은 고딕">
-          <w:rFonts w:ascii="맑은 고딕" w:hAnsi="맑은 고딕" w:eastAsia="맑은 고딕"/>
-          <w:b/>
-          <w:sz w:val="20"/>
-        </w:rPr>
-        <w:t>■ 아티스트 : Donna Summer</w:t>
-        <w:br/>
-      </w:r>
-      <w:r>
-        <w:rPr w:rFonts="맑은 고딕">
-          <w:rFonts w:ascii="맑은 고딕" w:hAnsi="맑은 고딕" w:eastAsia="맑은 고딕"/>
-          <w:b/>
-          <w:sz w:val="20"/>
-        </w:rPr>
-        <w:t>■ 앨범명 : Greatest Hits Vol. I &amp; II  (2장)</w:t>
-        <w:br/>
-      </w:r>
-      <w:r>
-        <w:rPr w:rFonts="맑은 고딕">
-          <w:rFonts w:ascii="맑은 고딕" w:hAnsi="맑은 고딕" w:eastAsia="맑은 고딕"/>
-          <w:b w:val="0"/>
-          <w:sz w:val="20"/>
-        </w:rPr>
-        <w:t>■ 음반 레이블 : Casablanca Records</w:t>
-        <w:br/>
-      </w:r>
-      <w:r>
-        <w:rPr w:rFonts="맑은 고딕">
-          <w:rFonts w:ascii="맑은 고딕" w:hAnsi="맑은 고딕" w:eastAsia="맑은 고딕"/>
-          <w:b w:val="0"/>
-          <w:sz w:val="20"/>
-        </w:rPr>
-        <w:t>■ 발매년도 : 1979</w:t>
-        <w:br/>
-      </w:r>
-      <w:r>
-        <w:rPr w:rFonts="맑은 고딕">
-          <w:rFonts w:ascii="맑은 고딕" w:hAnsi="맑은 고딕" w:eastAsia="맑은 고딕"/>
-          <w:b w:val="0"/>
-          <w:sz w:val="20"/>
-        </w:rPr>
-        <w:t>■ 장르 : 디스코 (Disco), 신스팝 (Synth-Pop), 팝 (Pop/R&amp;B)</w:t>
-        <w:br/>
-      </w:r>
-      <w:r>
-        <w:rPr w:rFonts="맑은 고딕">
-          <w:rFonts w:ascii="맑은 고딕" w:hAnsi="맑은 고딕" w:eastAsia="맑은 고딕"/>
-          <w:b w:val="0"/>
-          <w:sz w:val="20"/>
-        </w:rPr>
-        <w:t>■ 주요 수록곡 : 1. On the Radio</w:t>
-        <w:br/>
+        <w:t>위치 :  120</w:t>
       </w:r>
     </w:p>
     <w:p>
       <w:pPr>
-        <w:spacing w:after="160"/>
+        <w:spacing w:line="324" w:lineRule="auto" w:before="80" w:after="160"/>
       </w:pPr>
       <w:r>
         <w:rPr w:rFonts="맑은 고딕">
           <w:rFonts w:ascii="맑은 고딕" w:hAnsi="맑은 고딕" w:eastAsia="맑은 고딕"/>
           <w:b/>
           <w:color w:val="1F2937"/>
-          <w:sz w:val="24"/>
+          <w:sz w:val="22"/>
         </w:rPr>
-        <w:t>■ 음반 해설 및 감상 가이드</w:t>
+        <w:t xml:space="preserve">[음반 소개] </w:t>
+      </w:r>
+      <w:r>
+        <w:rPr w:rFonts="맑은 고딕">
+          <w:rFonts w:ascii="맑은 고딕" w:hAnsi="맑은 고딕" w:eastAsia="맑은 고딕"/>
+          <w:b w:val="0"/>
+          <w:sz w:val="21"/>
+        </w:rPr>
       </w:r>
     </w:p>
     <w:p>
       <w:pPr>
-        <w:spacing w:line="312" w:lineRule="auto" w:after="120"/>
+        <w:spacing w:line="324" w:lineRule="auto" w:after="120"/>
       </w:pPr>
       <w:r>
         <w:rPr w:rFonts="맑은 고딕">
@@ -108,51 +61,516 @@
           <w:b w:val="0"/>
           <w:sz w:val="21"/>
         </w:rPr>
-        <w:t>1970년대 후반, 대중음악계를 매혹적인 댄스 비트로 매료시켰던 '디스코의 여왕(Queen of Disco)' 도나 서머(Donna Summer)의 황금기를 총망라한 명반입니다. 2장으로 구성된 이 더블 LP 베스트 앨범은 팝 음악사에서 가장 찬란했던 디스코 시대의 정점을 고스란히 담아내고 있습니다. 당시 세계 음악 차트를 휩쓴 수많은 히트곡을 한데 모아 그녀의 독보적인 음악적 위상과 시대적 영향력을 완벽히 증명해 보이는 선집입니다.</w:t>
+        <w:t>1970년대 후반 전 세계의 밤을 찬란한 은빛 물결로 수놓았던 ‘디스코의 여왕’ 도나 서머의 전성기를 아우르는 이 더블 LP는 대중음악사가 도달한 가장 뜨겁고도 유려한 순간의 기록입니다. 프로듀서 조르지오 모로더의 혁신적인 전자 음향과 도나 서머의 깊고 풍부한 가스펠적 성량이 결합하여, 단순한 댄스 플로어의 열기를 넘어선 숭고한 팝 예술의 경지를 선사합니다. 흐르는 트랙마다 유기적으로 연결된 세련된 구성은 당시 청춘들이 공유했던 사랑과 이별, 그리고 자유에 대한 갈망을 아날로그 소리의 온기로 오롯이 되살려냅니다. 반세기가 지난 오늘날에도 이 음반은 바이닐 특유의 생생한 박동을 통해 팝 클래식이 지녀야 할 영원한 생명력과 서정적 감동을 변함없이 증명하고 있습니다.</w:t>
       </w:r>
     </w:p>
     <w:p>
       <w:pPr>
-        <w:spacing w:line="312" w:lineRule="auto" w:after="120"/>
+        <w:spacing w:line="324" w:lineRule="auto" w:before="200" w:after="80"/>
       </w:pPr>
+      <w:r>
+        <w:rPr w:rFonts="맑은 고딕">
+          <w:rFonts w:ascii="맑은 고딕" w:hAnsi="맑은 고딕" w:eastAsia="맑은 고딕"/>
+          <w:b/>
+          <w:color w:val="1E3A8A"/>
+          <w:sz w:val="24"/>
+        </w:rPr>
+        <w:t>1. 음반 데이터</w:t>
+      </w:r>
+    </w:p>
+    <w:p>
+      <w:pPr>
+        <w:spacing w:line="324" w:lineRule="auto" w:after="80"/>
+      </w:pPr>
+      <w:r>
+        <w:rPr w:rFonts="맑은 고딕">
+          <w:rFonts w:ascii="맑은 고딕" w:hAnsi="맑은 고딕" w:eastAsia="맑은 고딕"/>
+          <w:b w:val="0"/>
+          <w:color w:val="6B7280"/>
+          <w:sz w:val="21"/>
+        </w:rPr>
+        <w:t xml:space="preserve">· </w:t>
+      </w:r>
+      <w:r>
+        <w:rPr w:rFonts="맑은 고딕">
+          <w:rFonts w:ascii="맑은 고딕" w:hAnsi="맑은 고딕" w:eastAsia="맑은 고딕"/>
+          <w:b/>
+          <w:color w:val="1F2937"/>
+          <w:sz w:val="21"/>
+        </w:rPr>
+        <w:t xml:space="preserve">앨범명: </w:t>
+      </w:r>
       <w:r>
         <w:rPr w:rFonts="맑은 고딕">
           <w:rFonts w:ascii="맑은 고딕" w:hAnsi="맑은 고딕" w:eastAsia="맑은 고딕"/>
           <w:b w:val="0"/>
           <w:sz w:val="21"/>
         </w:rPr>
-        <w:t>이 음반의 핵심은 프로듀서 조르지오 모로더(Giorgio Moroder) 및 피트 벨로트(Pete Bellotte)와의 시너지, 그리고 도나 서머만의 폭발적이면서도 유려한 가창력에 있습니다. 전자음악의 신화적 출발점으로 평가받는 "I Feel Love"의 혁신적인 신시사이저 루프부터, 록 기타 리프와 디스코를 결합하여 그래미상을 안겨준 "Hot Stuff"에 이르기까지, 음악적 스펙트럼은 단지 '춤추기 위한 음악'에 머물지 않고 현대 팝/에렉트로닉 음악의 기초를 제시합니다.</w:t>
+        <w:t>Greatest Hits Vol. I &amp; II  (2장)</w:t>
       </w:r>
     </w:p>
     <w:p>
       <w:pPr>
-        <w:spacing w:line="312" w:lineRule="auto" w:after="120"/>
+        <w:spacing w:line="324" w:lineRule="auto" w:after="80"/>
       </w:pPr>
+      <w:r>
+        <w:rPr w:rFonts="맑은 고딕">
+          <w:rFonts w:ascii="맑은 고딕" w:hAnsi="맑은 고딕" w:eastAsia="맑은 고딕"/>
+          <w:b w:val="0"/>
+          <w:color w:val="6B7280"/>
+          <w:sz w:val="21"/>
+        </w:rPr>
+        <w:t xml:space="preserve">· </w:t>
+      </w:r>
+      <w:r>
+        <w:rPr w:rFonts="맑은 고딕">
+          <w:rFonts w:ascii="맑은 고딕" w:hAnsi="맑은 고딕" w:eastAsia="맑은 고딕"/>
+          <w:b/>
+          <w:color w:val="1F2937"/>
+          <w:sz w:val="21"/>
+        </w:rPr>
+        <w:t xml:space="preserve">아티스트: </w:t>
+      </w:r>
       <w:r>
         <w:rPr w:rFonts="맑은 고딕">
           <w:rFonts w:ascii="맑은 고딕" w:hAnsi="맑은 고딕" w:eastAsia="맑은 고딕"/>
           <w:b w:val="0"/>
           <w:sz w:val="21"/>
         </w:rPr>
-        <w:t>수록곡들은 LP의 특성을 적극 활용하여 곡과 곡 사이가 끊김 없이 자연스럽게 이어지는 메들리 형태로 구성되어 있어, 리스너에게 마치 70년대 최고의 클럽 한가운데 있는 듯한 생동감을 선사합니다. 영화 《감사의 밤》(Thank God It's Friday)의 주제가로 아카데미상을 수상한 "Last Dance"의 드라마틱한 전개와 당대 최고의 보컬리스트 바브라 스트라이샌드와의 폭발적인 가창력 대결이 돋보이는 "No More Tears" 등은 음반의 가치를 한층 더 높여줍니다.</w:t>
+        <w:t>Donna Summer (도나 서머)</w:t>
       </w:r>
     </w:p>
     <w:p>
       <w:pPr>
-        <w:spacing w:line="312" w:lineRule="auto" w:after="120"/>
+        <w:spacing w:line="324" w:lineRule="auto" w:after="80"/>
       </w:pPr>
+      <w:r>
+        <w:rPr w:rFonts="맑은 고딕">
+          <w:rFonts w:ascii="맑은 고딕" w:hAnsi="맑은 고딕" w:eastAsia="맑은 고딕"/>
+          <w:b w:val="0"/>
+          <w:color w:val="6B7280"/>
+          <w:sz w:val="21"/>
+        </w:rPr>
+        <w:t xml:space="preserve">· </w:t>
+      </w:r>
+      <w:r>
+        <w:rPr w:rFonts="맑은 고딕">
+          <w:rFonts w:ascii="맑은 고딕" w:hAnsi="맑은 고딕" w:eastAsia="맑은 고딕"/>
+          <w:b/>
+          <w:color w:val="1F2937"/>
+          <w:sz w:val="21"/>
+        </w:rPr>
+        <w:t xml:space="preserve">발매 정보: </w:t>
+      </w:r>
       <w:r>
         <w:rPr w:rFonts="맑은 고딕">
           <w:rFonts w:ascii="맑은 고딕" w:hAnsi="맑은 고딕" w:eastAsia="맑은 고딕"/>
           <w:b w:val="0"/>
           <w:sz w:val="21"/>
         </w:rPr>
-        <w:t>LP의 묵직한 아날로그 사운드를 통해 감상하는 도나 서머의 목소리는 오케스트라의 웅장한 편곡, 세련된 베이스라인과 어우러져 깊은 울림을 전달합니다. 단순한 히트곡 모음집을 넘어, 한 시대를 풍미한 대중문화의 찬란한 유산이자 디스코 장르가 도달할 수 있었던 최상의 예술적 완성도를 보여주는 필수 청음 음반입니다.</w:t>
+        <w:t>1979년 카사블랑카 레코드(Casablanca Records)를 통해 발매된 2장짜리 컴필레이션 앨범으로, 1970년대 중후반 팝 음악계를 뒤흔든 그녀의 황금기 히트곡들과 미발표 신곡들을 유기적인 논스톱 믹스로 엮어낸 명반입니다.</w:t>
+      </w:r>
+    </w:p>
+    <w:p>
+      <w:pPr>
+        <w:spacing w:line="324" w:lineRule="auto" w:after="80"/>
+      </w:pPr>
+      <w:r>
+        <w:rPr w:rFonts="맑은 고딕">
+          <w:rFonts w:ascii="맑은 고딕" w:hAnsi="맑은 고딕" w:eastAsia="맑은 고딕"/>
+          <w:b w:val="0"/>
+          <w:color w:val="6B7280"/>
+          <w:sz w:val="21"/>
+        </w:rPr>
+        <w:t xml:space="preserve">· </w:t>
+      </w:r>
+      <w:r>
+        <w:rPr w:rFonts="맑은 고딕">
+          <w:rFonts w:ascii="맑은 고딕" w:hAnsi="맑은 고딕" w:eastAsia="맑은 고딕"/>
+          <w:b/>
+          <w:color w:val="1F2937"/>
+          <w:sz w:val="21"/>
+        </w:rPr>
+        <w:t xml:space="preserve">LP 인기도(판매량): </w:t>
+      </w:r>
+      <w:r>
+        <w:rPr w:rFonts="맑은 고딕">
+          <w:rFonts w:ascii="맑은 고딕" w:hAnsi="맑은 고딕" w:eastAsia="맑은 고딕"/>
+          <w:b w:val="0"/>
+          <w:sz w:val="21"/>
+        </w:rPr>
+        <w:t>발매 직후 미국 빌보드 200 앨범 차트 정상(1위)에 올랐으며, 미국 음반 산업 협회(RIAA)로부터 더블 플래티넘(200만 장 이상 판매) 인증을 받는 등 전 세계적으로 폭발적인 상업적 성공을 거두었습니다.</w:t>
+      </w:r>
+    </w:p>
+    <w:p>
+      <w:pPr>
+        <w:spacing w:line="324" w:lineRule="auto" w:after="80"/>
+      </w:pPr>
+      <w:r>
+        <w:rPr w:rFonts="맑은 고딕">
+          <w:rFonts w:ascii="맑은 고딕" w:hAnsi="맑은 고딕" w:eastAsia="맑은 고딕"/>
+          <w:b w:val="0"/>
+          <w:color w:val="6B7280"/>
+          <w:sz w:val="21"/>
+        </w:rPr>
+        <w:t xml:space="preserve">· </w:t>
+      </w:r>
+      <w:r>
+        <w:rPr w:rFonts="맑은 고딕">
+          <w:rFonts w:ascii="맑은 고딕" w:hAnsi="맑은 고딕" w:eastAsia="맑은 고딕"/>
+          <w:b/>
+          <w:color w:val="1F2937"/>
+          <w:sz w:val="21"/>
+        </w:rPr>
+        <w:t xml:space="preserve">각종 수상경력: </w:t>
+      </w:r>
+      <w:r>
+        <w:rPr w:rFonts="맑은 고딕">
+          <w:rFonts w:ascii="맑은 고딕" w:hAnsi="맑은 고딕" w:eastAsia="맑은 고딕"/>
+          <w:b w:val="0"/>
+          <w:sz w:val="21"/>
+        </w:rPr>
+        <w:t>수록곡들을 통해 다수의 그래미 어워드 후보 지명 및 수상을 기록하였으며, 롤링 스톤을 비롯한 유수의 음악 매체로부터 대중음악의 흐름을 바꾼 결정적 명반으로 지속적인 찬사를 받고 있습니다.</w:t>
+      </w:r>
+    </w:p>
+    <w:p>
+      <w:pPr>
+        <w:spacing w:line="324" w:lineRule="auto" w:before="200" w:after="80"/>
+      </w:pPr>
+      <w:r>
+        <w:rPr w:rFonts="맑은 고딕">
+          <w:rFonts w:ascii="맑은 고딕" w:hAnsi="맑은 고딕" w:eastAsia="맑은 고딕"/>
+          <w:b/>
+          <w:color w:val="1E3A8A"/>
+          <w:sz w:val="24"/>
+        </w:rPr>
+        <w:t>2. 아티스트 정보</w:t>
+      </w:r>
+    </w:p>
+    <w:p>
+      <w:pPr>
+        <w:spacing w:line="324" w:lineRule="auto" w:after="80"/>
+      </w:pPr>
+      <w:r>
+        <w:rPr w:rFonts="맑은 고딕">
+          <w:rFonts w:ascii="맑은 고딕" w:hAnsi="맑은 고딕" w:eastAsia="맑은 고딕"/>
+          <w:b w:val="0"/>
+          <w:color w:val="6B7280"/>
+          <w:sz w:val="21"/>
+        </w:rPr>
+        <w:t xml:space="preserve">· </w:t>
+      </w:r>
+      <w:r>
+        <w:rPr w:rFonts="맑은 고딕">
+          <w:rFonts w:ascii="맑은 고딕" w:hAnsi="맑은 고딕" w:eastAsia="맑은 고딕"/>
+          <w:b/>
+          <w:color w:val="1F2937"/>
+          <w:sz w:val="21"/>
+        </w:rPr>
+        <w:t xml:space="preserve">국적: </w:t>
+      </w:r>
+      <w:r>
+        <w:rPr w:rFonts="맑은 고딕">
+          <w:rFonts w:ascii="맑은 고딕" w:hAnsi="맑은 고딕" w:eastAsia="맑은 고딕"/>
+          <w:b w:val="0"/>
+          <w:sz w:val="21"/>
+        </w:rPr>
+        <w:t>미국 (United States)</w:t>
+      </w:r>
+    </w:p>
+    <w:p>
+      <w:pPr>
+        <w:spacing w:line="324" w:lineRule="auto" w:after="80"/>
+      </w:pPr>
+      <w:r>
+        <w:rPr w:rFonts="맑은 고딕">
+          <w:rFonts w:ascii="맑은 고딕" w:hAnsi="맑은 고딕" w:eastAsia="맑은 고딕"/>
+          <w:b w:val="0"/>
+          <w:color w:val="6B7280"/>
+          <w:sz w:val="21"/>
+        </w:rPr>
+        <w:t xml:space="preserve">· </w:t>
+      </w:r>
+      <w:r>
+        <w:rPr w:rFonts="맑은 고딕">
+          <w:rFonts w:ascii="맑은 고딕" w:hAnsi="맑은 고딕" w:eastAsia="맑은 고딕"/>
+          <w:b/>
+          <w:color w:val="1F2937"/>
+          <w:sz w:val="21"/>
+        </w:rPr>
+        <w:t xml:space="preserve">생몰년도: </w:t>
+      </w:r>
+      <w:r>
+        <w:rPr w:rFonts="맑은 고딕">
+          <w:rFonts w:ascii="맑은 고딕" w:hAnsi="맑은 고딕" w:eastAsia="맑은 고딕"/>
+          <w:b w:val="0"/>
+          <w:sz w:val="21"/>
+        </w:rPr>
+        <w:t>1948년 12월 31일 ~ 2012년 5월 17일</w:t>
+      </w:r>
+    </w:p>
+    <w:p>
+      <w:pPr>
+        <w:spacing w:line="324" w:lineRule="auto" w:after="80"/>
+      </w:pPr>
+      <w:r>
+        <w:rPr w:rFonts="맑은 고딕">
+          <w:rFonts w:ascii="맑은 고딕" w:hAnsi="맑은 고딕" w:eastAsia="맑은 고딕"/>
+          <w:b w:val="0"/>
+          <w:color w:val="6B7280"/>
+          <w:sz w:val="21"/>
+        </w:rPr>
+        <w:t xml:space="preserve">· </w:t>
+      </w:r>
+      <w:r>
+        <w:rPr w:rFonts="맑은 고딕">
+          <w:rFonts w:ascii="맑은 고딕" w:hAnsi="맑은 고딕" w:eastAsia="맑은 고딕"/>
+          <w:b/>
+          <w:color w:val="1F2937"/>
+          <w:sz w:val="21"/>
+        </w:rPr>
+        <w:t xml:space="preserve">그룹 소속: </w:t>
+      </w:r>
+      <w:r>
+        <w:rPr w:rFonts="맑은 고딕">
+          <w:rFonts w:ascii="맑은 고딕" w:hAnsi="맑은 고딕" w:eastAsia="맑은 고딕"/>
+          <w:b w:val="0"/>
+          <w:sz w:val="21"/>
+        </w:rPr>
+        <w:t>솔로 (Solo)</w:t>
+      </w:r>
+    </w:p>
+    <w:p>
+      <w:pPr>
+        <w:spacing w:line="324" w:lineRule="auto" w:after="80"/>
+      </w:pPr>
+      <w:r>
+        <w:rPr w:rFonts="맑은 고딕">
+          <w:rFonts w:ascii="맑은 고딕" w:hAnsi="맑은 고딕" w:eastAsia="맑은 고딕"/>
+          <w:b w:val="0"/>
+          <w:color w:val="6B7280"/>
+          <w:sz w:val="21"/>
+        </w:rPr>
+        <w:t xml:space="preserve">· </w:t>
+      </w:r>
+      <w:r>
+        <w:rPr w:rFonts="맑은 고딕">
+          <w:rFonts w:ascii="맑은 고딕" w:hAnsi="맑은 고딕" w:eastAsia="맑은 고딕"/>
+          <w:b/>
+          <w:color w:val="1F2937"/>
+          <w:sz w:val="21"/>
+        </w:rPr>
+        <w:t xml:space="preserve">아티스트 소개: </w:t>
+      </w:r>
+      <w:r>
+        <w:rPr w:rFonts="맑은 고딕">
+          <w:rFonts w:ascii="맑은 고딕" w:hAnsi="맑은 고딕" w:eastAsia="맑은 고딕"/>
+          <w:b w:val="0"/>
+          <w:sz w:val="21"/>
+        </w:rPr>
+        <w:t>도나 서머는 독보적인 가창력과 압도적인 무대 장악력으로 ‘디스코의 여왕(Queen of Disco)’이라는 불멸의 칭호를 얻은 전설적인 보컬리스트입니다. 그녀는 신시사이저 중심의 전자 음악에 소울과 가스펠의 깊은 감성을 불어넣음으로써 현대 댄스 팝과 일렉트로닉 팝의 기틀을 확립한 선구자로 평가받습니다.</w:t>
+      </w:r>
+    </w:p>
+    <w:p>
+      <w:pPr>
+        <w:spacing w:line="324" w:lineRule="auto" w:before="200" w:after="80"/>
+      </w:pPr>
+      <w:r>
+        <w:rPr w:rFonts="맑은 고딕">
+          <w:rFonts w:ascii="맑은 고딕" w:hAnsi="맑은 고딕" w:eastAsia="맑은 고딕"/>
+          <w:b/>
+          <w:color w:val="1E3A8A"/>
+          <w:sz w:val="24"/>
+        </w:rPr>
+        <w:t>3. 음반 상세 분석</w:t>
+      </w:r>
+    </w:p>
+    <w:p>
+      <w:pPr>
+        <w:spacing w:line="324" w:lineRule="auto" w:after="80"/>
+      </w:pPr>
+      <w:r>
+        <w:rPr w:rFonts="맑은 고딕">
+          <w:rFonts w:ascii="맑은 고딕" w:hAnsi="맑은 고딕" w:eastAsia="맑은 고딕"/>
+          <w:b w:val="0"/>
+          <w:color w:val="6B7280"/>
+          <w:sz w:val="21"/>
+        </w:rPr>
+        <w:t xml:space="preserve">· </w:t>
+      </w:r>
+      <w:r>
+        <w:rPr w:rFonts="맑은 고딕">
+          <w:rFonts w:ascii="맑은 고딕" w:hAnsi="맑은 고딕" w:eastAsia="맑은 고딕"/>
+          <w:b/>
+          <w:color w:val="1F2937"/>
+          <w:sz w:val="21"/>
+        </w:rPr>
+        <w:t xml:space="preserve">역사적 위치: </w:t>
+      </w:r>
+      <w:r>
+        <w:rPr w:rFonts="맑은 고딕">
+          <w:rFonts w:ascii="맑은 고딕" w:hAnsi="맑은 고딕" w:eastAsia="맑은 고딕"/>
+          <w:b w:val="0"/>
+          <w:sz w:val="21"/>
+        </w:rPr>
+        <w:t>디스코 장르를 일시적인 유행가에서 완결성 높은 예술적 팝 음악의 반열로 격상시킨 기념비적 걸작입니다. 베스트 앨범임에도 곡과 곡 사이를 매끄럽게 연결하는 혁신적인 편집 방식을 도입하여 하나의 거대한 서사적 교향시를 듣는 듯한 음악적 통일성을 성취했습니다.</w:t>
+      </w:r>
+    </w:p>
+    <w:p>
+      <w:pPr>
+        <w:spacing w:line="324" w:lineRule="auto" w:after="80"/>
+      </w:pPr>
+      <w:r>
+        <w:rPr w:rFonts="맑은 고딕">
+          <w:rFonts w:ascii="맑은 고딕" w:hAnsi="맑은 고딕" w:eastAsia="맑은 고딕"/>
+          <w:b w:val="0"/>
+          <w:color w:val="6B7280"/>
+          <w:sz w:val="21"/>
+        </w:rPr>
+        <w:t xml:space="preserve">· </w:t>
+      </w:r>
+      <w:r>
+        <w:rPr w:rFonts="맑은 고딕">
+          <w:rFonts w:ascii="맑은 고딕" w:hAnsi="맑은 고딕" w:eastAsia="맑은 고딕"/>
+          <w:b/>
+          <w:color w:val="1F2937"/>
+          <w:sz w:val="21"/>
+        </w:rPr>
+        <w:t xml:space="preserve">시대의 흔적(스토리텔링): </w:t>
+      </w:r>
+      <w:r>
+        <w:rPr w:rFonts="맑은 고딕">
+          <w:rFonts w:ascii="맑은 고딕" w:hAnsi="맑은 고딕" w:eastAsia="맑은 고딕"/>
+          <w:b w:val="0"/>
+          <w:sz w:val="21"/>
+        </w:rPr>
+        <w:t>미러볼의 화려한 불빛 아래 고단한 일상을 잊고 해방감을 만끽하던 1970년대 후반의 문화적 낭만이 깃들어 있습니다. 라디오 주파수를 맞추며 흘러나오는 멜로디에 가슴 졸이던 아날로그 시대 청춘들의 순수한 설렘과 밤의 열기가 고스란히 각인되어 있습니다.</w:t>
+      </w:r>
+    </w:p>
+    <w:p>
+      <w:pPr>
+        <w:spacing w:line="324" w:lineRule="auto" w:before="200" w:after="80"/>
+      </w:pPr>
+      <w:r>
+        <w:rPr w:rFonts="맑은 고딕">
+          <w:rFonts w:ascii="맑은 고딕" w:hAnsi="맑은 고딕" w:eastAsia="맑은 고딕"/>
+          <w:b/>
+          <w:color w:val="1E3A8A"/>
+          <w:sz w:val="24"/>
+        </w:rPr>
+        <w:t>4. 주요 수록곡 및 감상 제언</w:t>
+      </w:r>
+    </w:p>
+    <w:p>
+      <w:pPr>
+        <w:spacing w:line="324" w:lineRule="auto" w:after="80"/>
+      </w:pPr>
+      <w:r>
+        <w:rPr w:rFonts="맑은 고딕">
+          <w:rFonts w:ascii="맑은 고딕" w:hAnsi="맑은 고딕" w:eastAsia="맑은 고딕"/>
+          <w:b w:val="0"/>
+          <w:color w:val="6B7280"/>
+          <w:sz w:val="21"/>
+        </w:rPr>
+        <w:t xml:space="preserve">· </w:t>
+      </w:r>
+      <w:r>
+        <w:rPr w:rFonts="맑은 고딕">
+          <w:rFonts w:ascii="맑은 고딕" w:hAnsi="맑은 고딕" w:eastAsia="맑은 고딕"/>
+          <w:b/>
+          <w:color w:val="1F2937"/>
+          <w:sz w:val="21"/>
+        </w:rPr>
+        <w:t xml:space="preserve">주요 수록곡 특징: </w:t>
+      </w:r>
+      <w:r>
+        <w:rPr w:rFonts="맑은 고딕">
+          <w:rFonts w:ascii="맑은 고딕" w:hAnsi="맑은 고딕" w:eastAsia="맑은 고딕"/>
+          <w:b w:val="0"/>
+          <w:sz w:val="21"/>
+        </w:rPr>
+        <w:t>애수 어린 피아노 선율로 시작해 벅찬 비트로 전환되는 서정적인 타이틀곡 "On the Radio", 신시사이저 아르페지오의 혁명을 이뤄낸 "I Feel Love", 록의 에너지를 융합한 "Hot Stuff", 그리고 바브라 스트라이샌드와의 경이로운 보컬 하모니를 자랑하는 "No More Tears (Enough Is Enough)" 등 다채로운 명곡들이 수록되어 있습니다.</w:t>
+      </w:r>
+    </w:p>
+    <w:p>
+      <w:pPr>
+        <w:spacing w:line="324" w:lineRule="auto" w:after="80"/>
+      </w:pPr>
+      <w:r>
+        <w:rPr w:rFonts="맑은 고딕">
+          <w:rFonts w:ascii="맑은 고딕" w:hAnsi="맑은 고딕" w:eastAsia="맑은 고딕"/>
+          <w:b w:val="0"/>
+          <w:color w:val="6B7280"/>
+          <w:sz w:val="21"/>
+        </w:rPr>
+        <w:t xml:space="preserve">· </w:t>
+      </w:r>
+      <w:r>
+        <w:rPr w:rFonts="맑은 고딕">
+          <w:rFonts w:ascii="맑은 고딕" w:hAnsi="맑은 고딕" w:eastAsia="맑은 고딕"/>
+          <w:b/>
+          <w:color w:val="1F2937"/>
+          <w:sz w:val="21"/>
+        </w:rPr>
+        <w:t xml:space="preserve">빈티지 감상 제언: </w:t>
+      </w:r>
+      <w:r>
+        <w:rPr w:rFonts="맑은 고딕">
+          <w:rFonts w:ascii="맑은 고딕" w:hAnsi="맑은 고딕" w:eastAsia="맑은 고딕"/>
+          <w:b w:val="0"/>
+          <w:sz w:val="21"/>
+        </w:rPr>
+        <w:t>턴테이블 바늘이 음반의 소리골을 지날 때 피어오르는 도나 서머의 숨결과 두터운 아날로그 신시사이저의 질감은 디지털 음원에서는 결코 느낄 수 없는 입체감을 제공합니다. 진공관 앰프를 매칭하여 볼륨을 서서히 올리면 묵직한 베이스 라인과 벨벳처럼 부드러운 현악 세션이 리스닝 룸을 가득 채우며 최상의 오디오적 쾌감을 선사합니다.</w:t>
+      </w:r>
+    </w:p>
+    <w:p>
+      <w:pPr>
+        <w:spacing w:line="324" w:lineRule="auto" w:after="80"/>
+      </w:pPr>
+      <w:r>
+        <w:rPr w:rFonts="맑은 고딕">
+          <w:rFonts w:ascii="맑은 고딕" w:hAnsi="맑은 고딕" w:eastAsia="맑은 고딕"/>
+          <w:b w:val="0"/>
+          <w:color w:val="6B7280"/>
+          <w:sz w:val="21"/>
+        </w:rPr>
+        <w:t xml:space="preserve">· </w:t>
+      </w:r>
+      <w:r>
+        <w:rPr w:rFonts="맑은 고딕">
+          <w:rFonts w:ascii="맑은 고딕" w:hAnsi="맑은 고딕" w:eastAsia="맑은 고딕"/>
+          <w:b/>
+          <w:color w:val="1F2937"/>
+          <w:sz w:val="21"/>
+        </w:rPr>
+        <w:t xml:space="preserve">소장 가치: </w:t>
+      </w:r>
+      <w:r>
+        <w:rPr w:rFonts="맑은 고딕">
+          <w:rFonts w:ascii="맑은 고딕" w:hAnsi="맑은 고딕" w:eastAsia="맑은 고딕"/>
+          <w:b w:val="0"/>
+          <w:sz w:val="21"/>
+        </w:rPr>
+        <w:t>디스코의 황금 시대를 집약한 2장의 LP 구성과 당시의 시대미를 품은 게이트폴드 커버는 LP 컬렉터에게 시각적·청각적 만족을 동시에 안겨주는 필수 소장 아이템입니다.</w:t>
+      </w:r>
+    </w:p>
+    <w:p>
+      <w:pPr>
+        <w:spacing w:line="324" w:lineRule="auto" w:after="120" w:before="160"/>
+      </w:pPr>
+      <w:r>
+        <w:rPr w:rFonts="맑은 고딕">
+          <w:rFonts w:ascii="맑은 고딕" w:hAnsi="맑은 고딕" w:eastAsia="맑은 고딕"/>
+          <w:b/>
+          <w:color w:val="4338CA"/>
+          <w:sz w:val="21"/>
+        </w:rPr>
+        <w:t>이 음반을 통해 미러볼의 찬란한 불빛 너머 아날로그 바이닐의 깊은 골마다 새겨진 시대의 열정과 도나 서머의 독보적인 목소리가 전해주는 감동을 다시 한번 경험해 보시는 것은 어떨까요?</w:t>
       </w:r>
     </w:p>
     <w:sectPr>
       <w:pgSz w:w="12240" w:h="15840"/>
-      <w:pgMar w:top="1440" w:right="1440" w:bottom="1440" w:left="1440" w:header="720" w:footer="720" w:gutter="0"/>
+      <w:pgMar w:top="1152" w:right="1296" w:bottom="1152" w:left="1296" w:header="720" w:footer="720" w:gutter="0"/>
       <w:cols w:space="720"/>
       <w:docGrid w:linePitch="360"/>
     </w:sectPr>

--- a/word_reports/LP_0128_위치_120_Donna Summer_Greatest Hit.docx
+++ b/word_reports/LP_0128_위치_120_Donna Summer_Greatest Hit.docx
@@ -32,7 +32,7 @@
     </w:p>
     <w:p>
       <w:pPr>
-        <w:spacing w:line="324" w:lineRule="auto" w:before="80" w:after="160"/>
+        <w:spacing w:line="324" w:lineRule="auto" w:before="80" w:after="120"/>
       </w:pPr>
       <w:r>
         <w:rPr w:rFonts="맑은 고딕">
@@ -42,13 +42,6 @@
           <w:sz w:val="22"/>
         </w:rPr>
         <w:t xml:space="preserve">[음반 소개] </w:t>
-      </w:r>
-      <w:r>
-        <w:rPr w:rFonts="맑은 고딕">
-          <w:rFonts w:ascii="맑은 고딕" w:hAnsi="맑은 고딕" w:eastAsia="맑은 고딕"/>
-          <w:b w:val="0"/>
-          <w:sz w:val="21"/>
-        </w:rPr>
       </w:r>
     </w:p>
     <w:p>
@@ -61,7 +54,33 @@
           <w:b w:val="0"/>
           <w:sz w:val="21"/>
         </w:rPr>
-        <w:t>1970년대 후반 전 세계의 밤을 찬란한 은빛 물결로 수놓았던 ‘디스코의 여왕’ 도나 서머의 전성기를 아우르는 이 더블 LP는 대중음악사가 도달한 가장 뜨겁고도 유려한 순간의 기록입니다. 프로듀서 조르지오 모로더의 혁신적인 전자 음향과 도나 서머의 깊고 풍부한 가스펠적 성량이 결합하여, 단순한 댄스 플로어의 열기를 넘어선 숭고한 팝 예술의 경지를 선사합니다. 흐르는 트랙마다 유기적으로 연결된 세련된 구성은 당시 청춘들이 공유했던 사랑과 이별, 그리고 자유에 대한 갈망을 아날로그 소리의 온기로 오롯이 되살려냅니다. 반세기가 지난 오늘날에도 이 음반은 바이닐 특유의 생생한 박동을 통해 팝 클래식이 지녀야 할 영원한 생명력과 서정적 감동을 변함없이 증명하고 있습니다.</w:t>
+        <w:t>1970년대 후반의 찬란했던 미러볼 아래, 팝 음악계의 밤하늘을 가장 눈부신 광채로 수놓았던 불멸의 디바 도나 서머(Donna Summer). 그녀의 황금기를 오롯이 응축해 낸 이 2장짜리 걸작 컴필레이션은 단순한 히트곡의 나열을 넘어, 한 시대를 풍미한 디스코 혁명의 정점이자 현대 일렉트로닉 댄스 팝의 태동을 알린 기념비적인 음악적 서사시입니다. 유럽의 모더니즘과 미국의 흑인 영가 및 소울이 결합하여 탄생한 그녀의 음악은, 조르조 모로더(Giorgio Moroder)와 피트 벨로트(Pete Bellotte)의 선구적인 신시사이저 프로덕션과 맞물려 대중음악사에 유례없는 심미적 도약을 이룩해 냈습니다.</w:t>
+      </w:r>
+    </w:p>
+    <w:p>
+      <w:pPr>
+        <w:spacing w:line="324" w:lineRule="auto" w:after="120"/>
+      </w:pPr>
+      <w:r>
+        <w:rPr w:rFonts="맑은 고딕">
+          <w:rFonts w:ascii="맑은 고딕" w:hAnsi="맑은 고딕" w:eastAsia="맑은 고딕"/>
+          <w:b w:val="0"/>
+          <w:sz w:val="21"/>
+        </w:rPr>
+        <w:t>이 음반은 클럽의 열기 속에 은폐되기 쉬웠던 디스코라는 장르에 서정적 깊이와 문학적 호흡을 불어넣은 도나 서머의 예술적 승리입니다. 그녀는 관능적이면서도 애수 어린 보컬을 통해 도시의 고독과 낭만, 사랑의 열망과 이별의 비장미를 한 편의 모노드라마처럼 엮어냈습니다. 곡과 곡 사이가 매끄럽게 연결되는 논스톱 믹싱(Non-stop mixing)의 유려한 흐름은 청자를 순식간에 1970년대 말 뉴욕의 밤거리로 인도하며, 댄스 플로어의 환희 이면에 자리 잡은 인간 본연의 고독과 낭만을 날카롭게 포착합니다.</w:t>
+      </w:r>
+    </w:p>
+    <w:p>
+      <w:pPr>
+        <w:spacing w:line="324" w:lineRule="auto" w:after="120"/>
+      </w:pPr>
+      <w:r>
+        <w:rPr w:rFonts="맑은 고딕">
+          <w:rFonts w:ascii="맑은 고딕" w:hAnsi="맑은 고딕" w:eastAsia="맑은 고딕"/>
+          <w:b w:val="0"/>
+          <w:sz w:val="21"/>
+        </w:rPr>
+        <w:t>세월이 흘러 디지털 음원이 범람하는 오늘날에도 이 음반이 변치 않는 생명력을 지니는 이유는, 기계적인 비트 위로 흐르는 그녀의 음성에 인간적인 온기와 영혼의 울림이 깃들어 있기 때문입니다. 정열과 비애, 테크놀로지와 휴머니즘이 절묘하게 교차하는 도나 서머의 세계는 언제나 가슴 벅찬 감동을 선사합니다. 이 음반은 찬란했던 아날로그 시대의 마지막 낭만을 기억하는 이들에게 영원히 바래지 않는 청춘의 송가이자, 시대를 초월한 팝 음악의 위대한 문화유산으로 다가올 것입니다.</w:t>
       </w:r>
     </w:p>
     <w:p>
@@ -168,7 +187,7 @@
           <w:b w:val="0"/>
           <w:sz w:val="21"/>
         </w:rPr>
-        <w:t>1979년 카사블랑카 레코드(Casablanca Records)를 통해 발매된 2장짜리 컴필레이션 앨범으로, 1970년대 중후반 팝 음악계를 뒤흔든 그녀의 황금기 히트곡들과 미발표 신곡들을 유기적인 논스톱 믹스로 엮어낸 명반입니다.</w:t>
+        <w:t>1979년 10월 카사블랑카 레코드(Casablanca Records)를 통해 발매된 공식 더블 베스트 앨범으로, 1970년대를 관통하며 팝 음악계를 장악했던 도나 서머의 전성기 명곡들과 미발표 신곡들을 유기적으로 집대성한 역사적 명반입니다.</w:t>
       </w:r>
     </w:p>
     <w:p>
@@ -199,7 +218,7 @@
           <w:b w:val="0"/>
           <w:sz w:val="21"/>
         </w:rPr>
-        <w:t>발매 직후 미국 빌보드 200 앨범 차트 정상(1위)에 올랐으며, 미국 음반 산업 협회(RIAA)로부터 더블 플래티넘(200만 장 이상 판매) 인증을 받는 등 전 세계적으로 폭발적인 상업적 성공을 거두었습니다.</w:t>
+        <w:t>발매 직후 미국 빌보드 200 앨범 차트 1위에 올랐으며, 미국음반산업협회(RIAA)로부터 더블 플래티넘(200만 장 이상 판매) 인증을 획득하는 등 전 세계적인 메가 히트를 기록했습니다.</w:t>
       </w:r>
     </w:p>
     <w:p>
@@ -230,7 +249,7 @@
           <w:b w:val="0"/>
           <w:sz w:val="21"/>
         </w:rPr>
-        <w:t>수록곡들을 통해 다수의 그래미 어워드 후보 지명 및 수상을 기록하였으며, 롤링 스톤을 비롯한 유수의 음악 매체로부터 대중음악의 흐름을 바꾼 결정적 명반으로 지속적인 찬사를 받고 있습니다.</w:t>
+        <w:t>그래미 어워드 후보 지명 및 아메리칸 뮤직 어워드(AMA) 수상 경력을 뒷받침하며, 롤링 스톤 선정 '역사상 가장 위대한 컴필레이션 앨범' 대열에 꾸준히 거론되는 권위를 자랑합니다.</w:t>
       </w:r>
     </w:p>
     <w:p>
@@ -275,7 +294,7 @@
           <w:b w:val="0"/>
           <w:sz w:val="21"/>
         </w:rPr>
-        <w:t>미국 (United States)</w:t>
+        <w:t>미국 (미국 매사추세츠주 보스턴 출생)</w:t>
       </w:r>
     </w:p>
     <w:p>
@@ -337,7 +356,7 @@
           <w:b w:val="0"/>
           <w:sz w:val="21"/>
         </w:rPr>
-        <w:t>솔로 (Solo)</w:t>
+        <w:t>솔로</w:t>
       </w:r>
     </w:p>
     <w:p>
@@ -368,7 +387,7 @@
           <w:b w:val="0"/>
           <w:sz w:val="21"/>
         </w:rPr>
-        <w:t>도나 서머는 독보적인 가창력과 압도적인 무대 장악력으로 ‘디스코의 여왕(Queen of Disco)’이라는 불멸의 칭호를 얻은 전설적인 보컬리스트입니다. 그녀는 신시사이저 중심의 전자 음악에 소울과 가스펠의 깊은 감성을 불어넣음으로써 현대 댄스 팝과 일렉트로닉 팝의 기틀을 확립한 선구자로 평가받습니다.</w:t>
+        <w:t>'디스코의 여왕(Queen of Disco)'이라는 칭호에 머무르지 않고 팝, 록, R&amp;B의 경계를 허문 20세기 대중음악사의 독보적인 보컬리스트입니다. 가스펠 기반의 풍부한 가창력과 조르조 모로더의 신시사이저 사운드를 융합해 현대 일렉트로닉 댄스 팝(EDM)의 원형을 정립한 선구자로 평가받습니다.</w:t>
       </w:r>
     </w:p>
     <w:p>
@@ -413,7 +432,7 @@
           <w:b w:val="0"/>
           <w:sz w:val="21"/>
         </w:rPr>
-        <w:t>디스코 장르를 일시적인 유행가에서 완결성 높은 예술적 팝 음악의 반열로 격상시킨 기념비적 걸작입니다. 베스트 앨범임에도 곡과 곡 사이를 매끄럽게 연결하는 혁신적인 편집 방식을 도입하여 하나의 거대한 서사적 교향시를 듣는 듯한 음악적 통일성을 성취했습니다.</w:t>
+        <w:t>디스코 장르의 전성기와 황혼기를 완벽하게 조망하는 텍스트이자, 팝 역사상 가장 상업적·비평적으로 성공한 더블 앨범 중 하나입니다. 빌보드 차트 역사상 더블 앨범으로 3연속 1위를 차지한 전무후무한 대기록의 방점을 찍은 작품입니다.</w:t>
       </w:r>
     </w:p>
     <w:p>
@@ -444,7 +463,7 @@
           <w:b w:val="0"/>
           <w:sz w:val="21"/>
         </w:rPr>
-        <w:t>미러볼의 화려한 불빛 아래 고단한 일상을 잊고 해방감을 만끽하던 1970년대 후반의 문화적 낭만이 깃들어 있습니다. 라디오 주파수를 맞추며 흘러나오는 멜로디에 가슴 졸이던 아날로그 시대 청춘들의 순수한 설렘과 밤의 열기가 고스란히 각인되어 있습니다.</w:t>
+        <w:t>1970년대 말의 복잡다단했던 사회적 격변 속에서 대중들이 갈구했던 해방감과 도피처, 그리고 그 이면에 남겨진 쓸쓸한 정서를 생생하게 담아내고 있습니다. 스튜디오 54로 대변되는 화려한 파티 문화와 청춘들의 애환이 바이닐의 그루브마다 고스란히 각인되어 있습니다.</w:t>
       </w:r>
     </w:p>
     <w:p>
@@ -489,7 +508,7 @@
           <w:b w:val="0"/>
           <w:sz w:val="21"/>
         </w:rPr>
-        <w:t>애수 어린 피아노 선율로 시작해 벅찬 비트로 전환되는 서정적인 타이틀곡 "On the Radio", 신시사이저 아르페지오의 혁명을 이뤄낸 "I Feel Love", 록의 에너지를 융합한 "Hot Stuff", 그리고 바브라 스트라이샌드와의 경이로운 보컬 하모니를 자랑하는 "No More Tears (Enough Is Enough)" 등 다채로운 명곡들이 수록되어 있습니다.</w:t>
+        <w:t>라디오 전파를 타고 흐르는 슬픈 멜로디의 정수를 보여주는 타이틀곡 'On the Radio', 신시사이저 베이스의 혁명이라 불리는 'I Feel Love', 록 음악과의 과감한 접목을 시도한 'Hot Stuff', 바브라 스트라이샌드와 환상적인 보컬 앙상블을 이룬 듀엣 명곡 'No More Tears (Enough Is Enough)' 등 서정성과 역동성이 공존하는 걸작들로 채워져 있습니다.</w:t>
       </w:r>
     </w:p>
     <w:p>
@@ -520,7 +539,7 @@
           <w:b w:val="0"/>
           <w:sz w:val="21"/>
         </w:rPr>
-        <w:t>턴테이블 바늘이 음반의 소리골을 지날 때 피어오르는 도나 서머의 숨결과 두터운 아날로그 신시사이저의 질감은 디지털 음원에서는 결코 느낄 수 없는 입체감을 제공합니다. 진공관 앰프를 매칭하여 볼륨을 서서히 올리면 묵직한 베이스 라인과 벨벳처럼 부드러운 현악 세션이 리스닝 룸을 가득 채우며 최상의 오디오적 쾌감을 선사합니다.</w:t>
+        <w:t>묵직한 턴테이블의 플래터 위에 바늘을 얹는 순간, 아날로그 신시사이저의 두터운 펄스와 탐미적인 오케스트레이션이 공간을 가득 메웁니다. 특히 진공관 앰프를 통해 재생할 때 도나 서머 특유의 호흡과 보컬의 질감이 한층 따스하고 입체적으로 다가오며, 2LP 전반에 걸친 논스톱 믹싱의 유기적 흐름을 감상하기에 최적입니다.</w:t>
       </w:r>
     </w:p>
     <w:p>
@@ -551,7 +570,7 @@
           <w:b w:val="0"/>
           <w:sz w:val="21"/>
         </w:rPr>
-        <w:t>디스코의 황금 시대를 집약한 2장의 LP 구성과 당시의 시대미를 품은 게이트폴드 커버는 LP 컬렉터에게 시각적·청각적 만족을 동시에 안겨주는 필수 소장 아이템입니다.</w:t>
+        <w:t>디스코의 황금기를 가장 완벽한 마스터링과 호화로운 게이트폴드 사양으로 소유할 수 있는 컬렉터스 아이템으로, 팝 애호가와 아날로그 바이닐 컬렉터 모두에게 필수적인 음반사적 보물입니다.</w:t>
       </w:r>
     </w:p>
     <w:p>
@@ -565,7 +584,7 @@
           <w:color w:val="4338CA"/>
           <w:sz w:val="21"/>
         </w:rPr>
-        <w:t>이 음반을 통해 미러볼의 찬란한 불빛 너머 아날로그 바이닐의 깊은 골마다 새겨진 시대의 열정과 도나 서머의 독보적인 목소리가 전해주는 감동을 다시 한번 경험해 보시는 것은 어떨까요?</w:t>
+        <w:t>이 음반을 통해 아날로그의 따스한 숨결 속에서 피어나는 화려한 리듬과 도나 서머가 전해주는 감동을 다시 한번 경험해 보시는 것은 어떨까요?</w:t>
       </w:r>
     </w:p>
     <w:sectPr>
